--- a/output/smart_notes.docx
+++ b/output/smart_notes.docx
@@ -11,7 +11,7 @@
           <w:b/>
           <w:sz w:val="36"/>
         </w:rPr>
-        <w:t>Microsoft Fabric Overview and Core Components</w:t>
+        <w:t>The Roaring Twenties, 1929 Crash, and the Great Depression – Key Economic Lessons</w:t>
       </w:r>
     </w:p>
     <w:p>
@@ -23,7 +23,7 @@
           <w:b/>
           <w:sz w:val="26"/>
         </w:rPr>
-        <w:t>1. Microsoft Fabric Overview</w:t>
+        <w:t>1. Post‑World War I Economic Boom (1920‑1929)</w:t>
       </w:r>
     </w:p>
     <w:p>
@@ -43,7 +43,7 @@
         <w:spacing w:after="60" w:line="252" w:lineRule="auto"/>
       </w:pPr>
       <w:r>
-        <w:t>A unified SaaS analytics platform that brings together data engineering, integration, warehousing, data science, real‑time analytics, and reporting under one environment.</w:t>
+        <w:t>A period of rapid economic expansion in the United States after WWI, driven by returning soldiers, increased consumer wages, and mass production of new goods (e.g., automobiles, appliances).</w:t>
       </w:r>
     </w:p>
     <w:p>
@@ -55,7 +55,7 @@
           <w:b/>
           <w:sz w:val="21"/>
         </w:rPr>
-        <w:t>Key concept</w:t>
+        <w:t>Key concepts</w:t>
       </w:r>
     </w:p>
     <w:p>
@@ -63,7 +63,7 @@
         <w:spacing w:after="60" w:line="252" w:lineRule="auto"/>
       </w:pPr>
       <w:r>
-        <w:t>OneLake serves as the common data foundation for all workloads.</w:t>
+        <w:t>Mass consumer credit, rising disposable income, technological adoption, and a cultural shift toward leisure spending.</w:t>
       </w:r>
     </w:p>
     <w:p>
@@ -75,7 +75,7 @@
           <w:b/>
           <w:sz w:val="21"/>
         </w:rPr>
-        <w:t>Advantage</w:t>
+        <w:t>How it works</w:t>
       </w:r>
     </w:p>
     <w:p>
@@ -83,7 +83,27 @@
         <w:spacing w:after="60" w:line="252" w:lineRule="auto"/>
       </w:pPr>
       <w:r>
-        <w:t>Eliminates the need to stitch together separate tools and reduces operational overhead.</w:t>
+        <w:t>Banks issued easy loans → consumers purchased cars, radios, appliances → demand spurred production → corporate profits rose → investors sought higher returns in stocks.</w:t>
+      </w:r>
+    </w:p>
+    <w:p>
+      <w:pPr>
+        <w:spacing w:before="80" w:after="20"/>
+      </w:pPr>
+      <w:r>
+        <w:rPr>
+          <w:b/>
+          <w:sz w:val="21"/>
+        </w:rPr>
+        <w:t>Example</w:t>
+      </w:r>
+    </w:p>
+    <w:p>
+      <w:pPr>
+        <w:spacing w:after="60" w:line="252" w:lineRule="auto"/>
+      </w:pPr>
+      <w:r>
+        <w:t>Ford Model T sales surged, enabling workers to travel and spend on entertainment such as the Charleston.</w:t>
       </w:r>
     </w:p>
     <w:p>
@@ -95,7 +115,7 @@
           <w:b/>
           <w:sz w:val="26"/>
         </w:rPr>
-        <w:t>2. OneLake – Unified Logical Data Lake</w:t>
+        <w:t>2. Speculative Excess and Market Practices</w:t>
       </w:r>
     </w:p>
     <w:p>
@@ -115,7 +135,7 @@
         <w:spacing w:after="60" w:line="252" w:lineRule="auto"/>
       </w:pPr>
       <w:r>
-        <w:t>Organization‑wide logical data lake that stores analytical data for the entire Fabric ecosystem.</w:t>
+        <w:t>Widespread buying of stocks on margin, banks investing depositor funds in equities, and a cultural belief that stock prices would keep rising.</w:t>
       </w:r>
     </w:p>
     <w:p>
@@ -135,7 +155,7 @@
         <w:spacing w:after="60" w:line="252" w:lineRule="auto"/>
       </w:pPr>
       <w:r>
-        <w:t>Deeply integrated into Fabric; you do not design separate lake architectures per team.</w:t>
+        <w:t>Investing with cash vs. investing with borrowed money (margin). Margin amplifies gains but also losses and systemic risk.</w:t>
       </w:r>
     </w:p>
     <w:p>
@@ -147,7 +167,7 @@
           <w:b/>
           <w:sz w:val="21"/>
         </w:rPr>
-        <w:t>Storage format</w:t>
+        <w:t>Advantages (perceived)</w:t>
       </w:r>
     </w:p>
     <w:p>
@@ -155,7 +175,7 @@
         <w:spacing w:after="60" w:line="252" w:lineRule="auto"/>
       </w:pPr>
       <w:r>
-        <w:t>Open formats, primarily Delta Lake tables built on Parquet, allowing both structured tables and raw files.</w:t>
+        <w:t>Rapid wealth creation for investors; banks earned interest on loans and profits from stock holdings.</w:t>
       </w:r>
     </w:p>
     <w:p>
@@ -167,7 +187,7 @@
           <w:b/>
           <w:sz w:val="21"/>
         </w:rPr>
-        <w:t>Shortcut feature</w:t>
+        <w:t>Limitations / Risks</w:t>
       </w:r>
     </w:p>
     <w:p>
@@ -175,7 +195,7 @@
         <w:spacing w:after="60" w:line="252" w:lineRule="auto"/>
       </w:pPr>
       <w:r>
-        <w:t>References external data (Azure Data Lake Storage, Amazon S3, etc.) without copying it into OneLake.</w:t>
+        <w:t>Over‑leveraging, disconnect between stock prices and real economic production, and vulnerability to interest‑rate hikes.</w:t>
       </w:r>
     </w:p>
     <w:p>
@@ -187,7 +207,7 @@
           <w:b/>
           <w:sz w:val="21"/>
         </w:rPr>
-        <w:t>Advantage</w:t>
+        <w:t>Rule of thumb</w:t>
       </w:r>
     </w:p>
     <w:p>
@@ -195,7 +215,7 @@
         <w:spacing w:after="60" w:line="252" w:lineRule="auto"/>
       </w:pPr>
       <w:r>
-        <w:t>Reduces unnecessary data duplication and simplifies data governance.</w:t>
+        <w:t>Never invest money you cannot afford to lose; avoid borrowing to finance speculative positions.</w:t>
       </w:r>
     </w:p>
     <w:p>
@@ -207,7 +227,7 @@
           <w:b/>
           <w:sz w:val="26"/>
         </w:rPr>
-        <w:t>3. Workspaces and Fabric Items</w:t>
+        <w:t>3. The 1929 Stock Market Crash</w:t>
       </w:r>
     </w:p>
     <w:p>
@@ -227,7 +247,7 @@
         <w:spacing w:after="60" w:line="252" w:lineRule="auto"/>
       </w:pPr>
       <w:r>
-        <w:t>Collaborative containers where teams create and manage Fabric artifacts.</w:t>
+        <w:t>A rapid, panic‑driven sell‑off that began on Black Thursday (Oct 24 1929) and culminated on Black Tuesday (Oct 29 1929), wiping out billions of dollars of wealth.</w:t>
       </w:r>
     </w:p>
     <w:p>
@@ -239,7 +259,7 @@
           <w:b/>
           <w:sz w:val="21"/>
         </w:rPr>
-        <w:t>Key items</w:t>
+        <w:t>Key concepts</w:t>
       </w:r>
     </w:p>
     <w:p>
@@ -247,7 +267,27 @@
         <w:spacing w:after="60" w:line="252" w:lineRule="auto"/>
       </w:pPr>
       <w:r>
-        <w:t>Lakehouses, warehouses, notebooks, pipelines, dataflows, semantic models, reports, event‑related items, etc.</w:t>
+        <w:t>Mass selling, price‑ticker overload, record‑high volume, and a cascade of margin calls.</w:t>
+      </w:r>
+    </w:p>
+    <w:p>
+      <w:pPr>
+        <w:spacing w:before="80" w:after="20"/>
+      </w:pPr>
+      <w:r>
+        <w:rPr>
+          <w:b/>
+          <w:sz w:val="21"/>
+        </w:rPr>
+        <w:t>How it works</w:t>
+      </w:r>
+    </w:p>
+    <w:p>
+      <w:pPr>
+        <w:spacing w:after="60" w:line="252" w:lineRule="auto"/>
+      </w:pPr>
+      <w:r>
+        <w:t>Falling prices triggered margin calls → investors forced to liquidate → supply of shares outpaced demand → prices plunged further → banks suffered losses on deposited funds used for stock purchases.</w:t>
       </w:r>
     </w:p>
     <w:p>
@@ -267,7 +307,7 @@
         <w:spacing w:after="60" w:line="252" w:lineRule="auto"/>
       </w:pPr>
       <w:r>
-        <w:t>Workspaces handle permissions, lifecycle management, and deployment practices—not just a folder.</w:t>
+        <w:t>The Dow fell ~12% on Black Tuesday, erasing ~90% of its 1929 peak over the next three years.</w:t>
       </w:r>
     </w:p>
     <w:p>
@@ -279,7 +319,7 @@
           <w:b/>
           <w:sz w:val="26"/>
         </w:rPr>
-        <w:t>4. Lakehouse – Engineering‑Friendly Analytics</w:t>
+        <w:t>4. The Great Depression: Economic and Social Impact</w:t>
       </w:r>
     </w:p>
     <w:p>
@@ -299,7 +339,7 @@
         <w:spacing w:after="60" w:line="252" w:lineRule="auto"/>
       </w:pPr>
       <w:r>
-        <w:t>Combines data‑lake flexibility with data‑warehouse performance for engineering and analytics workloads.</w:t>
+        <w:t>The deepest economic downturn of the industrialized world, lasting roughly a decade, marked by massive unemployment, bank failures, and deflation.</w:t>
       </w:r>
     </w:p>
     <w:p>
@@ -311,7 +351,7 @@
           <w:b/>
           <w:sz w:val="21"/>
         </w:rPr>
-        <w:t>Files vs Tables</w:t>
+        <w:t>Key concepts</w:t>
       </w:r>
     </w:p>
     <w:p>
@@ -319,7 +359,7 @@
         <w:spacing w:after="60" w:line="252" w:lineRule="auto"/>
       </w:pPr>
       <w:r>
-        <w:t>Files hold raw or semi‑structured data (CSV, JSON, images). Tables are structured Delta tables for analytical use.</w:t>
+        <w:t>Bank runs, loss of depositor confidence, 24.9% unemployment, 90% drop in stock market value, and global contagion.</w:t>
       </w:r>
     </w:p>
     <w:p>
@@ -339,7 +379,119 @@
         <w:spacing w:after="60" w:line="252" w:lineRule="auto"/>
       </w:pPr>
       <w:r>
-        <w:t>Notebooks (Spark) transform raw files → Delta tables; typical medallion pattern: Bronze (raw), Silver (cleaned), Gold (business‑ready).</w:t>
+        <w:t>Bank failures reduced credit → businesses could not finance operations → production fell → layoffs increased → consumer spending collapsed → deflationary spiral.</w:t>
+      </w:r>
+    </w:p>
+    <w:p>
+      <w:pPr>
+        <w:spacing w:before="80" w:after="20"/>
+      </w:pPr>
+      <w:r>
+        <w:rPr>
+          <w:b/>
+          <w:sz w:val="21"/>
+        </w:rPr>
+        <w:t>Analogy</w:t>
+      </w:r>
+    </w:p>
+    <w:p>
+      <w:pPr>
+        <w:spacing w:after="60" w:line="252" w:lineRule="auto"/>
+      </w:pPr>
+      <w:r>
+        <w:t>A domino effect: one falling domino (stock crash) knocks over banks, which knock over businesses, which knock over households.</w:t>
+      </w:r>
+    </w:p>
+    <w:p>
+      <w:pPr>
+        <w:spacing w:before="80" w:after="20"/>
+      </w:pPr>
+      <w:r>
+        <w:rPr>
+          <w:b/>
+          <w:sz w:val="21"/>
+        </w:rPr>
+        <w:t>Limitations</w:t>
+      </w:r>
+    </w:p>
+    <w:p>
+      <w:pPr>
+        <w:spacing w:after="60" w:line="252" w:lineRule="auto"/>
+      </w:pPr>
+      <w:r>
+        <w:t>Policy responses of the era (e.g., early New Deal measures) were initially insufficient to reverse the downturn.</w:t>
+      </w:r>
+    </w:p>
+    <w:p>
+      <w:pPr>
+        <w:spacing w:before="160" w:after="60"/>
+      </w:pPr>
+      <w:r>
+        <w:rPr>
+          <w:b/>
+          <w:sz w:val="26"/>
+        </w:rPr>
+        <w:t>5. Policy Responses and Institutional Reforms</w:t>
+      </w:r>
+    </w:p>
+    <w:p>
+      <w:pPr>
+        <w:spacing w:before="80" w:after="20"/>
+      </w:pPr>
+      <w:r>
+        <w:rPr>
+          <w:b/>
+          <w:sz w:val="21"/>
+        </w:rPr>
+        <w:t>What it is</w:t>
+      </w:r>
+    </w:p>
+    <w:p>
+      <w:pPr>
+        <w:spacing w:after="60" w:line="252" w:lineRule="auto"/>
+      </w:pPr>
+      <w:r>
+        <w:t>New federal agencies created to protect depositors and regulate securities markets.</w:t>
+      </w:r>
+    </w:p>
+    <w:p>
+      <w:pPr>
+        <w:spacing w:before="80" w:after="20"/>
+      </w:pPr>
+      <w:r>
+        <w:rPr>
+          <w:b/>
+          <w:sz w:val="21"/>
+        </w:rPr>
+        <w:t>Key concepts</w:t>
+      </w:r>
+    </w:p>
+    <w:p>
+      <w:pPr>
+        <w:spacing w:after="60" w:line="252" w:lineRule="auto"/>
+      </w:pPr>
+      <w:r>
+        <w:t>Federal Deposit Insurance Corporation (FDIC) guarantees bank deposits; Securities and Exchange Commission (SEC) oversees stock market practices.</w:t>
+      </w:r>
+    </w:p>
+    <w:p>
+      <w:pPr>
+        <w:spacing w:before="80" w:after="20"/>
+      </w:pPr>
+      <w:r>
+        <w:rPr>
+          <w:b/>
+          <w:sz w:val="21"/>
+        </w:rPr>
+        <w:t>How it works</w:t>
+      </w:r>
+    </w:p>
+    <w:p>
+      <w:pPr>
+        <w:spacing w:after="60" w:line="252" w:lineRule="auto"/>
+      </w:pPr>
+      <w:r>
+        <w:t>FDIC insures deposits up to a statutory limit, preventing bank runs; SEC requires disclosure, limits insider trading, and enforces market transparency.</w:t>
       </w:r>
     </w:p>
     <w:p>
@@ -359,491 +511,7 @@
         <w:spacing w:after="60" w:line="252" w:lineRule="auto"/>
       </w:pPr>
       <w:r>
-        <w:t>Medallion architecture is a common pattern, not a mandatory Fabric rule.</w:t>
-      </w:r>
-    </w:p>
-    <w:p>
-      <w:pPr>
-        <w:spacing w:before="160" w:after="60"/>
-      </w:pPr>
-      <w:r>
-        <w:rPr>
-          <w:b/>
-          <w:sz w:val="26"/>
-        </w:rPr>
-        <w:t>5. Data Factory – Ingestion &amp; Orchestration</w:t>
-      </w:r>
-    </w:p>
-    <w:p>
-      <w:pPr>
-        <w:spacing w:before="80" w:after="20"/>
-      </w:pPr>
-      <w:r>
-        <w:rPr>
-          <w:b/>
-          <w:sz w:val="21"/>
-        </w:rPr>
-        <w:t>What it is</w:t>
-      </w:r>
-    </w:p>
-    <w:p>
-      <w:pPr>
-        <w:spacing w:after="60" w:line="252" w:lineRule="auto"/>
-      </w:pPr>
-      <w:r>
-        <w:t>Pipeline engine that moves and processes data from source systems into Fabric.</w:t>
-      </w:r>
-    </w:p>
-    <w:p>
-      <w:pPr>
-        <w:spacing w:before="80" w:after="20"/>
-      </w:pPr>
-      <w:r>
-        <w:rPr>
-          <w:b/>
-          <w:sz w:val="21"/>
-        </w:rPr>
-        <w:t>ETL vs ELT</w:t>
-      </w:r>
-    </w:p>
-    <w:p>
-      <w:pPr>
-        <w:spacing w:after="60" w:line="252" w:lineRule="auto"/>
-      </w:pPr>
-      <w:r>
-        <w:t>ETL: Transform before load. ELT: Load first, transform inside the analytical platform. Fabric supports both.</w:t>
-      </w:r>
-    </w:p>
-    <w:p>
-      <w:pPr>
-        <w:spacing w:before="80" w:after="20"/>
-      </w:pPr>
-      <w:r>
-        <w:rPr>
-          <w:b/>
-          <w:sz w:val="21"/>
-        </w:rPr>
-        <w:t>Dataflows</w:t>
-      </w:r>
-    </w:p>
-    <w:p>
-      <w:pPr>
-        <w:spacing w:after="60" w:line="252" w:lineRule="auto"/>
-      </w:pPr>
-      <w:r>
-        <w:t>Low‑code Power Query based preparation; pipelines focus on orchestration, scheduling, and dependencies.</w:t>
-      </w:r>
-    </w:p>
-    <w:p>
-      <w:pPr>
-        <w:spacing w:before="80" w:after="20"/>
-      </w:pPr>
-      <w:r>
-        <w:rPr>
-          <w:b/>
-          <w:sz w:val="21"/>
-        </w:rPr>
-        <w:t>Practical notes</w:t>
-      </w:r>
-    </w:p>
-    <w:p>
-      <w:pPr>
-        <w:spacing w:after="60" w:line="252" w:lineRule="auto"/>
-      </w:pPr>
-      <w:r>
-        <w:t>Connectors for databases, files, APIs, cloud storage, etc.</w:t>
-      </w:r>
-    </w:p>
-    <w:p>
-      <w:pPr>
-        <w:spacing w:before="160" w:after="60"/>
-      </w:pPr>
-      <w:r>
-        <w:rPr>
-          <w:b/>
-          <w:sz w:val="26"/>
-        </w:rPr>
-        <w:t>6. Data Warehouse &amp; SQL Analytics</w:t>
-      </w:r>
-    </w:p>
-    <w:p>
-      <w:pPr>
-        <w:spacing w:before="80" w:after="20"/>
-      </w:pPr>
-      <w:r>
-        <w:rPr>
-          <w:b/>
-          <w:sz w:val="21"/>
-        </w:rPr>
-        <w:t>What it is</w:t>
-      </w:r>
-    </w:p>
-    <w:p>
-      <w:pPr>
-        <w:spacing w:after="60" w:line="252" w:lineRule="auto"/>
-      </w:pPr>
-      <w:r>
-        <w:t>Relational, SQL‑first analytical environment optimized for dimensional modeling and governed BI workloads.</w:t>
-      </w:r>
-    </w:p>
-    <w:p>
-      <w:pPr>
-        <w:spacing w:before="80" w:after="20"/>
-      </w:pPr>
-      <w:r>
-        <w:rPr>
-          <w:b/>
-          <w:sz w:val="21"/>
-        </w:rPr>
-        <w:t>How it works</w:t>
-      </w:r>
-    </w:p>
-    <w:p>
-      <w:pPr>
-        <w:spacing w:after="60" w:line="252" w:lineRule="auto"/>
-      </w:pPr>
-      <w:r>
-        <w:t>Creates relational tables, views, and aggregates that can consume data from lakehouses or external sources.</w:t>
-      </w:r>
-    </w:p>
-    <w:p>
-      <w:pPr>
-        <w:spacing w:before="80" w:after="20"/>
-      </w:pPr>
-      <w:r>
-        <w:rPr>
-          <w:b/>
-          <w:sz w:val="21"/>
-        </w:rPr>
-        <w:t>Interoperability</w:t>
-      </w:r>
-    </w:p>
-    <w:p>
-      <w:pPr>
-        <w:spacing w:after="60" w:line="252" w:lineRule="auto"/>
-      </w:pPr>
-      <w:r>
-        <w:t>Warehouse and lakehouse can be used together; data flows seamlessly between them.</w:t>
-      </w:r>
-    </w:p>
-    <w:p>
-      <w:pPr>
-        <w:spacing w:before="160" w:after="60"/>
-      </w:pPr>
-      <w:r>
-        <w:rPr>
-          <w:b/>
-          <w:sz w:val="26"/>
-        </w:rPr>
-        <w:t>7. Semantic Models &amp; Power BI</w:t>
-      </w:r>
-    </w:p>
-    <w:p>
-      <w:pPr>
-        <w:spacing w:before="80" w:after="20"/>
-      </w:pPr>
-      <w:r>
-        <w:rPr>
-          <w:b/>
-          <w:sz w:val="21"/>
-        </w:rPr>
-        <w:t>What it is</w:t>
-      </w:r>
-    </w:p>
-    <w:p>
-      <w:pPr>
-        <w:spacing w:after="60" w:line="252" w:lineRule="auto"/>
-      </w:pPr>
-      <w:r>
-        <w:t>Business‑friendly analytical layer that defines relationships, measures, and calculations (using DAX) on top of raw data.</w:t>
-      </w:r>
-    </w:p>
-    <w:p>
-      <w:pPr>
-        <w:spacing w:before="80" w:after="20"/>
-      </w:pPr>
-      <w:r>
-        <w:rPr>
-          <w:b/>
-          <w:sz w:val="21"/>
-        </w:rPr>
-        <w:t>Key concepts</w:t>
-      </w:r>
-    </w:p>
-    <w:p>
-      <w:pPr>
-        <w:spacing w:after="60" w:line="252" w:lineRule="auto"/>
-      </w:pPr>
-      <w:r>
-        <w:t>Provides consistent naming, calculations, and security (row‑level) for downstream reports.</w:t>
-      </w:r>
-    </w:p>
-    <w:p>
-      <w:pPr>
-        <w:spacing w:before="80" w:after="20"/>
-      </w:pPr>
-      <w:r>
-        <w:rPr>
-          <w:b/>
-          <w:sz w:val="21"/>
-        </w:rPr>
-        <w:t>Advantage</w:t>
-      </w:r>
-    </w:p>
-    <w:p>
-      <w:pPr>
-        <w:spacing w:after="60" w:line="252" w:lineRule="auto"/>
-      </w:pPr>
-      <w:r>
-        <w:t>Business users can analyze data without needing to understand underlying tables.</w:t>
-      </w:r>
-    </w:p>
-    <w:p>
-      <w:pPr>
-        <w:spacing w:before="80" w:after="20"/>
-      </w:pPr>
-      <w:r>
-        <w:rPr>
-          <w:b/>
-          <w:sz w:val="21"/>
-        </w:rPr>
-        <w:t>Lineage</w:t>
-      </w:r>
-    </w:p>
-    <w:p>
-      <w:pPr>
-        <w:spacing w:after="60" w:line="252" w:lineRule="auto"/>
-      </w:pPr>
-      <w:r>
-        <w:t>Tracks data flow from source → transformations → semantic model → Power BI visualizations.</w:t>
-      </w:r>
-    </w:p>
-    <w:p>
-      <w:pPr>
-        <w:spacing w:before="160" w:after="60"/>
-      </w:pPr>
-      <w:r>
-        <w:rPr>
-          <w:b/>
-          <w:sz w:val="26"/>
-        </w:rPr>
-        <w:t>8. Real‑Time Intelligence</w:t>
-      </w:r>
-    </w:p>
-    <w:p>
-      <w:pPr>
-        <w:spacing w:before="80" w:after="20"/>
-      </w:pPr>
-      <w:r>
-        <w:rPr>
-          <w:b/>
-          <w:sz w:val="21"/>
-        </w:rPr>
-        <w:t>What it is</w:t>
-      </w:r>
-    </w:p>
-    <w:p>
-      <w:pPr>
-        <w:spacing w:after="60" w:line="252" w:lineRule="auto"/>
-      </w:pPr>
-      <w:r>
-        <w:t>Streaming and event‑driven analytics capabilities for low‑latency processing of IoT, telemetry, transactions, etc.</w:t>
-      </w:r>
-    </w:p>
-    <w:p>
-      <w:pPr>
-        <w:spacing w:before="80" w:after="20"/>
-      </w:pPr>
-      <w:r>
-        <w:rPr>
-          <w:b/>
-          <w:sz w:val="21"/>
-        </w:rPr>
-        <w:t>Difference from batch</w:t>
-      </w:r>
-    </w:p>
-    <w:p>
-      <w:pPr>
-        <w:spacing w:after="60" w:line="252" w:lineRule="auto"/>
-      </w:pPr>
-      <w:r>
-        <w:t>Batch processes data in scheduled groups; real‑time processes events continuously with sub‑second latency.</w:t>
-      </w:r>
-    </w:p>
-    <w:p>
-      <w:pPr>
-        <w:spacing w:before="80" w:after="20"/>
-      </w:pPr>
-      <w:r>
-        <w:rPr>
-          <w:b/>
-          <w:sz w:val="21"/>
-        </w:rPr>
-        <w:t>Use cases</w:t>
-      </w:r>
-    </w:p>
-    <w:p>
-      <w:pPr>
-        <w:spacing w:after="60" w:line="252" w:lineRule="auto"/>
-      </w:pPr>
-      <w:r>
-        <w:t>Live order monitoring, anomaly detection, operational dashboards.</w:t>
-      </w:r>
-    </w:p>
-    <w:p>
-      <w:pPr>
-        <w:spacing w:before="160" w:after="60"/>
-      </w:pPr>
-      <w:r>
-        <w:rPr>
-          <w:b/>
-          <w:sz w:val="26"/>
-        </w:rPr>
-        <w:t>9. Data Science &amp; Notebooks</w:t>
-      </w:r>
-    </w:p>
-    <w:p>
-      <w:pPr>
-        <w:spacing w:before="80" w:after="20"/>
-      </w:pPr>
-      <w:r>
-        <w:rPr>
-          <w:b/>
-          <w:sz w:val="21"/>
-        </w:rPr>
-        <w:t>What it is</w:t>
-      </w:r>
-    </w:p>
-    <w:p>
-      <w:pPr>
-        <w:spacing w:after="60" w:line="252" w:lineRule="auto"/>
-      </w:pPr>
-      <w:r>
-        <w:t>Notebook environment (Spark) for data exploration, feature engineering, model training, and evaluation.</w:t>
-      </w:r>
-    </w:p>
-    <w:p>
-      <w:pPr>
-        <w:spacing w:before="80" w:after="20"/>
-      </w:pPr>
-      <w:r>
-        <w:rPr>
-          <w:b/>
-          <w:sz w:val="21"/>
-        </w:rPr>
-        <w:t>Advantage</w:t>
-      </w:r>
-    </w:p>
-    <w:p>
-      <w:pPr>
-        <w:spacing w:after="60" w:line="252" w:lineRule="auto"/>
-      </w:pPr>
-      <w:r>
-        <w:t>Data scientists work on the same unified data foundation, avoiding costly data copies.</w:t>
-      </w:r>
-    </w:p>
-    <w:p>
-      <w:pPr>
-        <w:spacing w:before="160" w:after="60"/>
-      </w:pPr>
-      <w:r>
-        <w:rPr>
-          <w:b/>
-          <w:sz w:val="26"/>
-        </w:rPr>
-        <w:t>10. Security, Governance, and Access</w:t>
-      </w:r>
-    </w:p>
-    <w:p>
-      <w:pPr>
-        <w:spacing w:before="80" w:after="20"/>
-      </w:pPr>
-      <w:r>
-        <w:rPr>
-          <w:b/>
-          <w:sz w:val="21"/>
-        </w:rPr>
-        <w:t>What it is</w:t>
-      </w:r>
-    </w:p>
-    <w:p>
-      <w:pPr>
-        <w:spacing w:after="60" w:line="252" w:lineRule="auto"/>
-      </w:pPr>
-      <w:r>
-        <w:t>Controls for identity, permissions, sensitivity labels, and row‑level security across Fabric.</w:t>
-      </w:r>
-    </w:p>
-    <w:p>
-      <w:pPr>
-        <w:spacing w:before="80" w:after="20"/>
-      </w:pPr>
-      <w:r>
-        <w:rPr>
-          <w:b/>
-          <w:sz w:val="21"/>
-        </w:rPr>
-        <w:t>Key concepts</w:t>
-      </w:r>
-    </w:p>
-    <w:p>
-      <w:pPr>
-        <w:spacing w:after="60" w:line="252" w:lineRule="auto"/>
-      </w:pPr>
-      <w:r>
-        <w:t>Authentication (who you are) vs Authorization (what you can access).</w:t>
-      </w:r>
-    </w:p>
-    <w:p>
-      <w:pPr>
-        <w:spacing w:before="80" w:after="20"/>
-      </w:pPr>
-      <w:r>
-        <w:rPr>
-          <w:b/>
-          <w:sz w:val="21"/>
-        </w:rPr>
-        <w:t>Tools</w:t>
-      </w:r>
-    </w:p>
-    <w:p>
-      <w:pPr>
-        <w:spacing w:after="60" w:line="252" w:lineRule="auto"/>
-      </w:pPr>
-      <w:r>
-        <w:t>Microsoft Entra ID for identity; role‑based access control; row‑level security in warehouses and semantic models.</w:t>
-      </w:r>
-    </w:p>
-    <w:p>
-      <w:pPr>
-        <w:spacing w:before="160" w:after="60"/>
-      </w:pPr>
-      <w:r>
-        <w:rPr>
-          <w:b/>
-          <w:sz w:val="26"/>
-        </w:rPr>
-        <w:t>11. End‑to‑End Example</w:t>
-      </w:r>
-    </w:p>
-    <w:p>
-      <w:pPr>
-        <w:spacing w:before="80" w:after="20"/>
-      </w:pPr>
-      <w:r>
-        <w:rPr>
-          <w:b/>
-          <w:sz w:val="21"/>
-        </w:rPr>
-        <w:t>Example</w:t>
-      </w:r>
-    </w:p>
-    <w:p>
-      <w:pPr>
-        <w:spacing w:after="60" w:line="252" w:lineRule="auto"/>
-      </w:pPr>
-      <w:r>
-        <w:t>E‑commerce scenario: Orders from operational DB → Data Factory pipeline ingests into OneLake lakehouse → Notebooks/Spark apply Bronze→Silver→Gold transformations → Curated tables feed a Warehouse or stay in lakehouse → Semantic model defines revenue, order count, etc. → Power BI dashboards for managers. Real‑time order events can be routed through Real‑Time Intelligence for live monitoring. Security layers control who sees which reports.</w:t>
+        <w:t>Regulation aims to curb excessive speculation while preserving market efficiency.</w:t>
       </w:r>
     </w:p>
     <w:p>
@@ -860,15 +528,7 @@
         <w:pStyle w:val="ListBullet"/>
       </w:pPr>
       <w:r>
-        <w:t>Operational DB → Data Factory pipeline → OneLake (lakehouse) → Notebooks/Spark (Bronze→Silver→Gold) → Warehouse or curated tables → Semantic model → Power BI reports</w:t>
-      </w:r>
-    </w:p>
-    <w:p>
-      <w:pPr>
-        <w:pStyle w:val="ListBullet"/>
-      </w:pPr>
-      <w:r>
-        <w:t>Streaming source → Real‑Time Intelligence → Semantic model → Power BI visualizations</w:t>
+        <w:t>Bank loans → Consumer credit → Purchase of goods → Corporate profits ↑ → Stock market investment ↑ → Margin borrowing → Market bubble → Crash → Bank failures → Credit contraction → Unemployment</w:t>
       </w:r>
     </w:p>
     <w:p>
@@ -885,7 +545,7 @@
         <w:pStyle w:val="ListBullet"/>
       </w:pPr>
       <w:r>
-        <w:t>OneLake is the unified logical data lake that underpins every Fabric workload.</w:t>
+        <w:t>Speculation fueled by easy credit can create bubbles that detach from real economic fundamentals.</w:t>
       </w:r>
     </w:p>
     <w:p>
@@ -893,7 +553,7 @@
         <w:pStyle w:val="ListBullet"/>
       </w:pPr>
       <w:r>
-        <w:t>Workspaces are collaborative containers that manage permissions, lifecycle, and deployment of Fabric items.</w:t>
+        <w:t>Borrowing to invest dramatically increases systemic risk and personal loss potential.</w:t>
       </w:r>
     </w:p>
     <w:p>
@@ -901,7 +561,7 @@
         <w:pStyle w:val="ListBullet"/>
       </w:pPr>
       <w:r>
-        <w:t>Lakehouses blend lake flexibility with warehouse performance; they store raw files and Delta tables.</w:t>
+        <w:t>Regulatory safeguards (FDIC, SEC) are essential to maintain confidence in financial institutions and markets.</w:t>
       </w:r>
     </w:p>
     <w:p>
@@ -909,7 +569,7 @@
         <w:pStyle w:val="ListBullet"/>
       </w:pPr>
       <w:r>
-        <w:t>Data Factory pipelines handle both ETL and ELT; Dataflows provide low‑code preparation.</w:t>
+        <w:t>Economic downturns propagate through interconnected financial channels; diversification and risk awareness are critical.</w:t>
       </w:r>
     </w:p>
     <w:p>
@@ -917,39 +577,7 @@
         <w:pStyle w:val="ListBullet"/>
       </w:pPr>
       <w:r>
-        <w:t>Warehouses give a SQL‑first experience but can consume lakehouse data seamlessly.</w:t>
-      </w:r>
-    </w:p>
-    <w:p>
-      <w:pPr>
-        <w:pStyle w:val="ListBullet"/>
-      </w:pPr>
-      <w:r>
-        <w:t>Semantic models abstract technical tables into business‑friendly views using DAX and relationships.</w:t>
-      </w:r>
-    </w:p>
-    <w:p>
-      <w:pPr>
-        <w:pStyle w:val="ListBullet"/>
-      </w:pPr>
-      <w:r>
-        <w:t>Real‑Time Intelligence processes streaming data with low latency, distinct from batch pipelines.</w:t>
-      </w:r>
-    </w:p>
-    <w:p>
-      <w:pPr>
-        <w:pStyle w:val="ListBullet"/>
-      </w:pPr>
-      <w:r>
-        <w:t>Unified platform lets data engineers, scientists, and analysts work on the same data without duplication.</w:t>
-      </w:r>
-    </w:p>
-    <w:p>
-      <w:pPr>
-        <w:pStyle w:val="ListBullet"/>
-      </w:pPr>
-      <w:r>
-        <w:t>Security relies on Microsoft Entra ID, role‑based access, and row‑level security; authentication ≠ authorization.</w:t>
+        <w:t>Historical patterns repeat: fear and greed drive market cycles; awareness of these emotions can improve decision‑making.</w:t>
       </w:r>
     </w:p>
     <w:p>
@@ -966,7 +594,7 @@
         <w:pStyle w:val="ListBullet"/>
       </w:pPr>
       <w:r>
-        <w:t>Saying Fabric forces the Bronze‑Silver‑Gold medallion pattern; it is optional, not mandatory.</w:t>
+        <w:t>Using margin loans to finance stock purchases without a clear exit strategy.</w:t>
       </w:r>
     </w:p>
     <w:p>
@@ -974,7 +602,7 @@
         <w:pStyle w:val="ListBullet"/>
       </w:pPr>
       <w:r>
-        <w:t>Describing Fabric as a single tool rather than an integrated suite of workloads.</w:t>
+        <w:t>Ignoring macroeconomic signals (e.g., rising interest rates, slowing production) in favor of short‑term market hype.</w:t>
       </w:r>
     </w:p>
     <w:p>
@@ -982,7 +610,7 @@
         <w:pStyle w:val="ListBullet"/>
       </w:pPr>
       <w:r>
-        <w:t>Confusing ETL with ELT and assuming one must be used for all scenarios.</w:t>
+        <w:t>Assuming that past market gains guarantee future performance.</w:t>
       </w:r>
     </w:p>
     <w:p>
@@ -990,15 +618,7 @@
         <w:pStyle w:val="ListBullet"/>
       </w:pPr>
       <w:r>
-        <w:t>Overlooking shortcuts and assuming all data must be copied into OneLake.</w:t>
-      </w:r>
-    </w:p>
-    <w:p>
-      <w:pPr>
-        <w:pStyle w:val="ListBullet"/>
-      </w:pPr>
-      <w:r>
-        <w:t>Neglecting to differentiate authentication (who you are) from authorization (what you can access) in security discussions.</w:t>
+        <w:t>Holding all wealth in a single asset class, especially speculative equities.</w:t>
       </w:r>
     </w:p>
     <w:sectPr>
